--- a/Volume 1/Chapter 03 - File Handling/SPA_Vol1_Ch3_Lesson3_14_CSV.docx
+++ b/Volume 1/Chapter 03 - File Handling/SPA_Vol1_Ch3_Lesson3_14_CSV.docx
@@ -943,7 +943,10 @@
         <w:keepNext/>
       </w:pPr>
       <w:r>
-        <w:t>Save each source and supporting file from this lesson into the matching path in the project layout. As in Chapter 1, notepad .\c\basic_server_csv.c creates and opens one: choose Yes, type the file, save it with Ctrl+S, and close Notepad. Then install the TypeScript compiler and the two CSV packages for this project. They go into .\typescript\node_modules, inside the lesson folder. The C# projects need no install command: the first dotnet build downloads CsvHelper.</w:t>
+        <w:t>Next, let the tools create each project's settings file, as in Chapter 1. Remember, -o names the project folder: dotnet new console -o makes a C# project there, with a .csproj file and a starter Program.cs, which you replace with this lesson's code in the C# section. Remember, the .csproj lists the package: dotnet add package writes CsvHelper's pinned PackageReference into each .csproj, and the package is downloaded into your NuGet cache. Remember, go.mod makes the folder a module: go mod init writes it, an</w:t>
+      </w:r>
+      <w:r>
+        <w:t>d its go line shows the Go version you have installed.</w:t>
       </w:r>
     </w:p>
     <w:p>
@@ -954,9 +957,334 @@
     <w:p>
       <w:pPr>
         <w:pStyle w:val="CommandBlock"/>
-      </w:pPr>
-      <w:r>
-        <w:t>npm --prefix .\typescript install --ignore-scripts --no-audit --no-fund</w:t>
+        <w:keepNext/>
+      </w:pPr>
+      <w:r>
+        <w:t>dotnet new console -o .\csharp\BasicServerCsv</w:t>
+      </w:r>
+    </w:p>
+    <w:p>
+      <w:pPr>
+        <w:pStyle w:val="CommandBlock"/>
+        <w:keepNext/>
+      </w:pPr>
+      <w:r>
+        <w:t>dotnet new console -o .\csharp\ServerCsv</w:t>
+      </w:r>
+    </w:p>
+    <w:p>
+      <w:pPr>
+        <w:pStyle w:val="CommandBlock"/>
+        <w:keepNext/>
+      </w:pPr>
+      <w:r>
+        <w:t>dotnet add .\csharp\BasicServerCsv package CsvHelper --version 33.1.0</w:t>
+      </w:r>
+    </w:p>
+    <w:p>
+      <w:pPr>
+        <w:pStyle w:val="CommandBlock"/>
+        <w:keepNext/>
+      </w:pPr>
+      <w:r>
+        <w:t>dotnet add .\csharp\ServerCsv package CsvHelper --version 33.1.0</w:t>
+      </w:r>
+    </w:p>
+    <w:p>
+      <w:pPr>
+        <w:pStyle w:val="CommandBlock"/>
+      </w:pPr>
+      <w:r>
+        <w:t>go -C .\go mod init example.com/servercsv</w:t>
+      </w:r>
+    </w:p>
+    <w:p>
+      <w:pPr>
+        <w:keepNext/>
+      </w:pPr>
+    </w:p>
+    <w:p>
+      <w:pPr>
+        <w:keepNext/>
+      </w:pPr>
+      <w:r>
+        <w:t>Then make the TypeScript project's package.json and install its compiler. Remember, npm init -y, npm pkg, then npm install: Push-Location moves into .\typescript first, because npm init ignores --prefix, and Pop-Location moves back to lesson-3.14. The second npm install line adds the packages the program uses when it runs, csv-parse and csv-stringify, at exact versions, under dependencies. Remember, packages live in node_modules.</w:t>
+      </w:r>
+    </w:p>
+    <w:p>
+      <w:pPr>
+        <w:keepNext/>
+      </w:pPr>
+    </w:p>
+    <w:p>
+      <w:pPr>
+        <w:pStyle w:val="CommandBlock"/>
+        <w:keepNext/>
+      </w:pPr>
+      <w:r>
+        <w:t>Push-Location .\typescript</w:t>
+      </w:r>
+    </w:p>
+    <w:p>
+      <w:pPr>
+        <w:pStyle w:val="CommandBlock"/>
+        <w:keepNext/>
+      </w:pPr>
+      <w:r>
+        <w:t>npm init -y</w:t>
+      </w:r>
+    </w:p>
+    <w:p>
+      <w:pPr>
+        <w:pStyle w:val="CommandBlock"/>
+        <w:keepNext/>
+      </w:pPr>
+      <w:r>
+        <w:t>npm pkg set name=server-csv-typescript type=module</w:t>
+      </w:r>
+    </w:p>
+    <w:p>
+      <w:pPr>
+        <w:pStyle w:val="CommandBlock"/>
+        <w:keepNext/>
+      </w:pPr>
+      <w:r>
+        <w:t>npm pkg set private=true --json</w:t>
+      </w:r>
+    </w:p>
+    <w:p>
+      <w:pPr>
+        <w:pStyle w:val="CommandBlock"/>
+        <w:keepNext/>
+      </w:pPr>
+      <w:r>
+        <w:t>npm pkg set "scripts.check=tsc --noEmit" "scripts.build=tsc --noEmitOnError"</w:t>
+      </w:r>
+    </w:p>
+    <w:p>
+      <w:pPr>
+        <w:pStyle w:val="CommandBlock"/>
+        <w:keepNext/>
+      </w:pPr>
+      <w:r>
+        <w:t>npm pkg delete version description main keywords author license scripts.test</w:t>
+      </w:r>
+    </w:p>
+    <w:p>
+      <w:pPr>
+        <w:pStyle w:val="CommandBlock"/>
+        <w:keepNext/>
+      </w:pPr>
+      <w:r>
+        <w:t>npm install --save-dev --save-exact typescript@7.0.2 @types/node@24.13.5 `</w:t>
+      </w:r>
+    </w:p>
+    <w:p>
+      <w:pPr>
+        <w:pStyle w:val="CommandBlock"/>
+        <w:keepNext/>
+      </w:pPr>
+      <w:r>
+        <w:t xml:space="preserve">    --ignore-scripts --no-audit --no-fund</w:t>
+      </w:r>
+    </w:p>
+    <w:p>
+      <w:pPr>
+        <w:pStyle w:val="CommandBlock"/>
+        <w:keepNext/>
+      </w:pPr>
+      <w:r>
+        <w:t>npm install --save-exact csv-parse@7.0.2 csv-stringify@6.8.3 `</w:t>
+      </w:r>
+    </w:p>
+    <w:p>
+      <w:pPr>
+        <w:pStyle w:val="CommandBlock"/>
+        <w:keepNext/>
+      </w:pPr>
+      <w:r>
+        <w:t xml:space="preserve">    --ignore-scripts --no-audit --no-fund</w:t>
+      </w:r>
+    </w:p>
+    <w:p>
+      <w:pPr>
+        <w:pStyle w:val="CommandBlock"/>
+      </w:pPr>
+      <w:r>
+        <w:t>Pop-Location</w:t>
+      </w:r>
+    </w:p>
+    <w:p>
+      <w:pPr>
+        <w:keepNext/>
+      </w:pPr>
+    </w:p>
+    <w:p>
+      <w:r>
+        <w:t>Then type the TypeScript compiler settings. As in Chapter 1, notepad .\typescript\tsconfig.json creates and opens the file: choose Yes, type the file, save it with Ctrl+S, and close Notepad.</w:t>
+      </w:r>
+    </w:p>
+    <w:p>
+      <w:pPr>
+        <w:keepNext/>
+      </w:pPr>
+    </w:p>
+    <w:p>
+      <w:pPr>
+        <w:pStyle w:val="Heading3"/>
+      </w:pPr>
+      <w:r>
+        <w:t>typescript/tsconfig.json</w:t>
+      </w:r>
+    </w:p>
+    <w:p>
+      <w:pPr>
+        <w:pStyle w:val="SourceCode"/>
+        <w:keepNext/>
+      </w:pPr>
+      <w:r>
+        <w:t>{</w:t>
+      </w:r>
+    </w:p>
+    <w:p>
+      <w:pPr>
+        <w:pStyle w:val="SourceCode"/>
+        <w:keepNext/>
+      </w:pPr>
+      <w:r>
+        <w:t xml:space="preserve">  "compilerOptions": {</w:t>
+      </w:r>
+    </w:p>
+    <w:p>
+      <w:pPr>
+        <w:pStyle w:val="SourceCode"/>
+      </w:pPr>
+      <w:r>
+        <w:t xml:space="preserve">    "target": "ES2022",</w:t>
+      </w:r>
+    </w:p>
+    <w:p>
+      <w:pPr>
+        <w:pStyle w:val="SourceCode"/>
+      </w:pPr>
+      <w:r>
+        <w:t xml:space="preserve">    "module": "NodeNext",</w:t>
+      </w:r>
+    </w:p>
+    <w:p>
+      <w:pPr>
+        <w:pStyle w:val="SourceCode"/>
+      </w:pPr>
+      <w:r>
+        <w:t xml:space="preserve">    "moduleResolution": "NodeNext",</w:t>
+      </w:r>
+    </w:p>
+    <w:p>
+      <w:pPr>
+        <w:pStyle w:val="SourceCode"/>
+      </w:pPr>
+      <w:r>
+        <w:t xml:space="preserve">    "rootDir": "src",</w:t>
+      </w:r>
+    </w:p>
+    <w:p>
+      <w:pPr>
+        <w:pStyle w:val="SourceCode"/>
+      </w:pPr>
+      <w:r>
+        <w:t xml:space="preserve">    "outDir": "dist",</w:t>
+      </w:r>
+    </w:p>
+    <w:p>
+      <w:pPr>
+        <w:pStyle w:val="SourceCode"/>
+      </w:pPr>
+      <w:r>
+        <w:t xml:space="preserve">    "strict": true,</w:t>
+      </w:r>
+    </w:p>
+    <w:p>
+      <w:pPr>
+        <w:pStyle w:val="SourceCode"/>
+      </w:pPr>
+      <w:r>
+        <w:t xml:space="preserve">    "types": [</w:t>
+      </w:r>
+    </w:p>
+    <w:p>
+      <w:pPr>
+        <w:pStyle w:val="SourceCode"/>
+      </w:pPr>
+      <w:r>
+        <w:t xml:space="preserve">      "node"</w:t>
+      </w:r>
+    </w:p>
+    <w:p>
+      <w:pPr>
+        <w:pStyle w:val="SourceCode"/>
+      </w:pPr>
+      <w:r>
+        <w:t xml:space="preserve">    ],</w:t>
+      </w:r>
+    </w:p>
+    <w:p>
+      <w:pPr>
+        <w:pStyle w:val="SourceCode"/>
+      </w:pPr>
+      <w:r>
+        <w:t xml:space="preserve">    "moduleDetection": "force"</w:t>
+      </w:r>
+    </w:p>
+    <w:p>
+      <w:pPr>
+        <w:pStyle w:val="SourceCode"/>
+      </w:pPr>
+      <w:r>
+        <w:t xml:space="preserve">  },</w:t>
+      </w:r>
+    </w:p>
+    <w:p>
+      <w:pPr>
+        <w:pStyle w:val="SourceCode"/>
+      </w:pPr>
+      <w:r>
+        <w:t xml:space="preserve">  "include": [</w:t>
+      </w:r>
+    </w:p>
+    <w:p>
+      <w:pPr>
+        <w:pStyle w:val="SourceCode"/>
+        <w:keepNext/>
+      </w:pPr>
+      <w:r>
+        <w:t xml:space="preserve">    "src/**/*.ts"</w:t>
+      </w:r>
+    </w:p>
+    <w:p>
+      <w:pPr>
+        <w:pStyle w:val="SourceCode"/>
+        <w:keepNext/>
+      </w:pPr>
+      <w:r>
+        <w:t xml:space="preserve">  ]</w:t>
+      </w:r>
+    </w:p>
+    <w:p>
+      <w:pPr>
+        <w:pStyle w:val="SourceCode"/>
+      </w:pPr>
+      <w:r>
+        <w:t>}</w:t>
+      </w:r>
+    </w:p>
+    <w:p>
+      <w:pPr>
+        <w:keepNext/>
+      </w:pPr>
+    </w:p>
+    <w:p>
+      <w:r>
+        <w:t>You save each source file in its language's section below, as each is shown, the same way.</w:t>
       </w:r>
     </w:p>
     <w:p>
@@ -1026,7 +1354,7 @@
         <w:keepNext/>
       </w:pPr>
       <w:r>
-        <w:t>Save each source and supporting file from this lesson into the matching path in the project layout. As in Chapter 1, nano ./c/basic_server_csv.c creates and opens one: type the file, then save and close it with Ctrl+O, Enter, then Ctrl+X. Then install the TypeScript compiler and the two CSV packages for this project.</w:t>
+        <w:t>Then create the C#, Go, and TypeScript project files with the same commands as on Windows; cd moves into ./typescript for the npm lines, and cd .. moves back.</w:t>
       </w:r>
     </w:p>
     <w:p>
@@ -1037,9 +1365,143 @@
     <w:p>
       <w:pPr>
         <w:pStyle w:val="CommandBlock"/>
-      </w:pPr>
-      <w:r>
-        <w:t>npm --prefix ./typescript install --ignore-scripts --no-audit --no-fund</w:t>
+        <w:keepNext/>
+      </w:pPr>
+      <w:r>
+        <w:t>dotnet new console -o ./csharp/BasicServerCsv</w:t>
+      </w:r>
+    </w:p>
+    <w:p>
+      <w:pPr>
+        <w:pStyle w:val="CommandBlock"/>
+        <w:keepNext/>
+      </w:pPr>
+      <w:r>
+        <w:t>dotnet new console -o ./csharp/ServerCsv</w:t>
+      </w:r>
+    </w:p>
+    <w:p>
+      <w:pPr>
+        <w:pStyle w:val="CommandBlock"/>
+      </w:pPr>
+      <w:r>
+        <w:t>dotnet add ./csharp/BasicServerCsv package CsvHelper --version 33.1.0</w:t>
+      </w:r>
+    </w:p>
+    <w:p>
+      <w:pPr>
+        <w:pStyle w:val="CommandBlock"/>
+      </w:pPr>
+      <w:r>
+        <w:t>dotnet add ./csharp/ServerCsv package CsvHelper --version 33.1.0</w:t>
+      </w:r>
+    </w:p>
+    <w:p>
+      <w:pPr>
+        <w:pStyle w:val="CommandBlock"/>
+      </w:pPr>
+      <w:r>
+        <w:t>go -C ./go mod init example.com/servercsv</w:t>
+      </w:r>
+    </w:p>
+    <w:p>
+      <w:pPr>
+        <w:pStyle w:val="CommandBlock"/>
+      </w:pPr>
+      <w:r>
+        <w:t>cd ./typescript</w:t>
+      </w:r>
+    </w:p>
+    <w:p>
+      <w:pPr>
+        <w:pStyle w:val="CommandBlock"/>
+      </w:pPr>
+      <w:r>
+        <w:t>npm init -y</w:t>
+      </w:r>
+    </w:p>
+    <w:p>
+      <w:pPr>
+        <w:pStyle w:val="CommandBlock"/>
+      </w:pPr>
+      <w:r>
+        <w:t>npm pkg set name=server-csv-typescript type=module</w:t>
+      </w:r>
+    </w:p>
+    <w:p>
+      <w:pPr>
+        <w:pStyle w:val="CommandBlock"/>
+      </w:pPr>
+      <w:r>
+        <w:t>npm pkg set private=true --json</w:t>
+      </w:r>
+    </w:p>
+    <w:p>
+      <w:pPr>
+        <w:pStyle w:val="CommandBlock"/>
+      </w:pPr>
+      <w:r>
+        <w:t>npm pkg set "scripts.check=tsc --noEmit" "scripts.build=tsc --noEmitOnError"</w:t>
+      </w:r>
+    </w:p>
+    <w:p>
+      <w:pPr>
+        <w:pStyle w:val="CommandBlock"/>
+      </w:pPr>
+      <w:r>
+        <w:t>npm pkg delete version description main keywords author license scripts.test</w:t>
+      </w:r>
+    </w:p>
+    <w:p>
+      <w:pPr>
+        <w:pStyle w:val="CommandBlock"/>
+      </w:pPr>
+      <w:r>
+        <w:t>npm install --save-dev --save-exact typescript@7.0.2 @types/node@24.13.5 \</w:t>
+      </w:r>
+    </w:p>
+    <w:p>
+      <w:pPr>
+        <w:pStyle w:val="CommandBlock"/>
+      </w:pPr>
+      <w:r>
+        <w:t xml:space="preserve">    --ignore-scripts --no-audit --no-fund</w:t>
+      </w:r>
+    </w:p>
+    <w:p>
+      <w:pPr>
+        <w:pStyle w:val="CommandBlock"/>
+        <w:keepNext/>
+      </w:pPr>
+      <w:r>
+        <w:t>npm install --save-exact csv-parse@7.0.2 csv-stringify@6.8.3 \</w:t>
+      </w:r>
+    </w:p>
+    <w:p>
+      <w:pPr>
+        <w:pStyle w:val="CommandBlock"/>
+        <w:keepNext/>
+      </w:pPr>
+      <w:r>
+        <w:t xml:space="preserve">    --ignore-scripts --no-audit --no-fund</w:t>
+      </w:r>
+    </w:p>
+    <w:p>
+      <w:pPr>
+        <w:pStyle w:val="CommandBlock"/>
+      </w:pPr>
+      <w:r>
+        <w:t>cd ..</w:t>
+      </w:r>
+    </w:p>
+    <w:p>
+      <w:pPr>
+        <w:keepNext/>
+      </w:pPr>
+    </w:p>
+    <w:p>
+      <w:r>
+        <w:t>Type typescript/tsconfig.json exactly as shown in the Windows setup. You save each source file in its language's section below, as each is shown. As in Chapter 1, nano ./c/basic_server_csv.c creates and opens one: type the file, then save and close it with Ctrl+O, Enter, then Ctrl+X.</w:t>
       </w:r>
     </w:p>
     <w:p>
@@ -21331,10 +21793,7 @@
     </w:p>
     <w:p>
       <w:r>
-        <w:t>These files follow the same pattern as the earlier lessons, with one new part each for C# and TypeScript. Each .csproj file adds an ItemGroup with a PackageReference line, which names the NuGet package CsvHelper and its exact version, 33.1.0. package.json adds dependencies, the packages the program itself uses when it runs (devDependencies are only for building), with their exact versions. Remember, both are the pinned package lists of Lesson 2.17. go.mod names this lesson's Go module, example.com/servercsv</w:t>
-      </w:r>
-      <w:r>
-        <w:t>; encoding/csv is part of Go, so it needs no line here.</w:t>
+        <w:t>These are the files the setup commands wrote, shown here so you can check yours. Your go line shows your own Go version, and the blank lines and the order of the package.json fields may differ. Each .csproj lists CsvHelper, and package.json lists csv-parse and csv-stringify under dependencies, the packages the program uses when it runs.</w:t>
       </w:r>
     </w:p>
     <w:p>
@@ -21758,164 +22217,6 @@
       </w:pPr>
       <w:r>
         <w:t xml:space="preserve">  }</w:t>
-      </w:r>
-    </w:p>
-    <w:p>
-      <w:pPr>
-        <w:pStyle w:val="SourceCode"/>
-      </w:pPr>
-      <w:r>
-        <w:t>}</w:t>
-      </w:r>
-    </w:p>
-    <w:p>
-      <w:pPr>
-        <w:keepNext/>
-      </w:pPr>
-    </w:p>
-    <w:p>
-      <w:pPr>
-        <w:keepNext/>
-      </w:pPr>
-    </w:p>
-    <w:p>
-      <w:pPr>
-        <w:pStyle w:val="Heading2"/>
-      </w:pPr>
-      <w:r>
-        <w:t>typescript/tsconfig.json</w:t>
-      </w:r>
-    </w:p>
-    <w:p>
-      <w:pPr>
-        <w:pStyle w:val="SourceCode"/>
-        <w:keepNext/>
-      </w:pPr>
-      <w:r>
-        <w:t>{</w:t>
-      </w:r>
-    </w:p>
-    <w:p>
-      <w:pPr>
-        <w:pStyle w:val="SourceCode"/>
-        <w:keepNext/>
-      </w:pPr>
-      <w:r>
-        <w:t xml:space="preserve">  "compilerOptions": {</w:t>
-      </w:r>
-    </w:p>
-    <w:p>
-      <w:pPr>
-        <w:pStyle w:val="SourceCode"/>
-      </w:pPr>
-      <w:r>
-        <w:t xml:space="preserve">    "target": "ES2022",</w:t>
-      </w:r>
-    </w:p>
-    <w:p>
-      <w:pPr>
-        <w:pStyle w:val="SourceCode"/>
-      </w:pPr>
-      <w:r>
-        <w:t xml:space="preserve">    "module": "NodeNext",</w:t>
-      </w:r>
-    </w:p>
-    <w:p>
-      <w:pPr>
-        <w:pStyle w:val="SourceCode"/>
-      </w:pPr>
-      <w:r>
-        <w:t xml:space="preserve">    "moduleResolution": "NodeNext",</w:t>
-      </w:r>
-    </w:p>
-    <w:p>
-      <w:pPr>
-        <w:pStyle w:val="SourceCode"/>
-      </w:pPr>
-      <w:r>
-        <w:t xml:space="preserve">    "rootDir": "src",</w:t>
-      </w:r>
-    </w:p>
-    <w:p>
-      <w:pPr>
-        <w:pStyle w:val="SourceCode"/>
-      </w:pPr>
-      <w:r>
-        <w:t xml:space="preserve">    "outDir": "dist",</w:t>
-      </w:r>
-    </w:p>
-    <w:p>
-      <w:pPr>
-        <w:pStyle w:val="SourceCode"/>
-      </w:pPr>
-      <w:r>
-        <w:t xml:space="preserve">    "strict": true,</w:t>
-      </w:r>
-    </w:p>
-    <w:p>
-      <w:pPr>
-        <w:pStyle w:val="SourceCode"/>
-      </w:pPr>
-      <w:r>
-        <w:t xml:space="preserve">    "types": [</w:t>
-      </w:r>
-    </w:p>
-    <w:p>
-      <w:pPr>
-        <w:pStyle w:val="SourceCode"/>
-      </w:pPr>
-      <w:r>
-        <w:t xml:space="preserve">      "node"</w:t>
-      </w:r>
-    </w:p>
-    <w:p>
-      <w:pPr>
-        <w:pStyle w:val="SourceCode"/>
-      </w:pPr>
-      <w:r>
-        <w:t xml:space="preserve">    ],</w:t>
-      </w:r>
-    </w:p>
-    <w:p>
-      <w:pPr>
-        <w:pStyle w:val="SourceCode"/>
-      </w:pPr>
-      <w:r>
-        <w:t xml:space="preserve">    "moduleDetection": "force"</w:t>
-      </w:r>
-    </w:p>
-    <w:p>
-      <w:pPr>
-        <w:pStyle w:val="SourceCode"/>
-      </w:pPr>
-      <w:r>
-        <w:t xml:space="preserve">  },</w:t>
-      </w:r>
-    </w:p>
-    <w:p>
-      <w:pPr>
-        <w:pStyle w:val="SourceCode"/>
-      </w:pPr>
-      <w:r>
-        <w:t xml:space="preserve">  "include": [</w:t>
-      </w:r>
-    </w:p>
-    <w:p>
-      <w:pPr>
-        <w:pStyle w:val="SourceCode"/>
-        <w:keepNext/>
-      </w:pPr>
-      <w:r>
-        <w:t xml:space="preserve">    "src/**/*.ts"</w:t>
-      </w:r>
-    </w:p>
-    <w:p>
-      <w:pPr>
-        <w:pStyle w:val="SourceCode"/>
-        <w:keepNext/>
-      </w:pPr>
-      <w:r>
-        <w:t xml:space="preserve">  ]</w:t>
       </w:r>
     </w:p>
     <w:p>
@@ -23144,31 +23445,31 @@
       </w:rPr>
     </w:lvl>
   </w:abstractNum>
-  <w:num w:numId="1" w16cid:durableId="1832064160">
+  <w:num w:numId="1" w16cid:durableId="2063676892">
     <w:abstractNumId w:val="8"/>
   </w:num>
-  <w:num w:numId="2" w16cid:durableId="1564873474">
+  <w:num w:numId="2" w16cid:durableId="1112742853">
     <w:abstractNumId w:val="6"/>
   </w:num>
-  <w:num w:numId="3" w16cid:durableId="877279409">
+  <w:num w:numId="3" w16cid:durableId="513226420">
     <w:abstractNumId w:val="5"/>
   </w:num>
-  <w:num w:numId="4" w16cid:durableId="2059432777">
+  <w:num w:numId="4" w16cid:durableId="937643971">
     <w:abstractNumId w:val="4"/>
   </w:num>
-  <w:num w:numId="5" w16cid:durableId="1010836200">
+  <w:num w:numId="5" w16cid:durableId="1337345691">
     <w:abstractNumId w:val="7"/>
   </w:num>
-  <w:num w:numId="6" w16cid:durableId="852691334">
+  <w:num w:numId="6" w16cid:durableId="798260615">
     <w:abstractNumId w:val="3"/>
   </w:num>
-  <w:num w:numId="7" w16cid:durableId="1782603503">
+  <w:num w:numId="7" w16cid:durableId="1517770907">
     <w:abstractNumId w:val="2"/>
   </w:num>
-  <w:num w:numId="8" w16cid:durableId="522865845">
+  <w:num w:numId="8" w16cid:durableId="271089195">
     <w:abstractNumId w:val="1"/>
   </w:num>
-  <w:num w:numId="9" w16cid:durableId="680162281">
+  <w:num w:numId="9" w16cid:durableId="150408025">
     <w:abstractNumId w:val="0"/>
   </w:num>
 </w:numbering>
